--- a/lab_suite/labs/04_02_LABOR-4/submissions/answers.docx
+++ b/lab_suite/labs/04_02_LABOR-4/submissions/answers.docx
@@ -12,7 +12,108 @@
         <w:rPr>
           <w:lang w:val="de-DE"/>
         </w:rPr>
-        <w:t>Füge hier einen Scrennshot eines Funksignals vom Cubic-SDR oder ähnlichem Open-Source SDR Tool ein, und beschreibe kurz Zweck und Eigenschaften dieses Signals!</w:t>
+        <w:t>Füge hier einen Scre</w:t>
+      </w:r>
+      <w:r>
+        <w:rPr>
+          <w:lang w:val="de-DE"/>
+        </w:rPr>
+        <w:t>e</w:t>
+      </w:r>
+      <w:r>
+        <w:rPr>
+          <w:lang w:val="de-DE"/>
+        </w:rPr>
+        <w:t xml:space="preserve">nshot eines Funksignals </w:t>
+      </w:r>
+      <w:proofErr w:type="gramStart"/>
+      <w:r>
+        <w:rPr>
+          <w:lang w:val="de-DE"/>
+        </w:rPr>
+        <w:t>vom Cubic-SDR</w:t>
+      </w:r>
+      <w:proofErr w:type="gramEnd"/>
+      <w:r>
+        <w:rPr>
+          <w:lang w:val="de-DE"/>
+        </w:rPr>
+        <w:t xml:space="preserve"> oder ähnlichem Open-Source SDR Tool ein, und beschreibe kurz Zweck und Eigenschaften dieses Signals!</w:t>
+      </w:r>
+    </w:p>
+    <w:p>
+      <w:pPr>
+        <w:rPr>
+          <w:lang w:val="de-DE"/>
+        </w:rPr>
+      </w:pPr>
+    </w:p>
+    <w:p>
+      <w:pPr>
+        <w:rPr>
+          <w:lang w:val="de-DE"/>
+        </w:rPr>
+      </w:pPr>
+      <w:r>
+        <w:rPr>
+          <w:lang w:val="de-DE"/>
+        </w:rPr>
+        <w:drawing>
+          <wp:inline distT="0" distB="0" distL="0" distR="0" wp14:anchorId="44166A49" wp14:editId="4CC0FBCF">
+            <wp:extent cx="5760720" cy="3060065"/>
+            <wp:effectExtent l="0" t="0" r="0" b="6985"/>
+            <wp:docPr id="786427355" name="Grafik 1"/>
+            <wp:cNvGraphicFramePr>
+              <a:graphicFrameLocks xmlns:a="http://schemas.openxmlformats.org/drawingml/2006/main" noChangeAspect="1"/>
+            </wp:cNvGraphicFramePr>
+            <a:graphic xmlns:a="http://schemas.openxmlformats.org/drawingml/2006/main">
+              <a:graphicData uri="http://schemas.openxmlformats.org/drawingml/2006/picture">
+                <pic:pic xmlns:pic="http://schemas.openxmlformats.org/drawingml/2006/picture">
+                  <pic:nvPicPr>
+                    <pic:cNvPr id="786427355" name=""/>
+                    <pic:cNvPicPr/>
+                  </pic:nvPicPr>
+                  <pic:blipFill>
+                    <a:blip r:embed="rId4"/>
+                    <a:stretch>
+                      <a:fillRect/>
+                    </a:stretch>
+                  </pic:blipFill>
+                  <pic:spPr>
+                    <a:xfrm>
+                      <a:off x="0" y="0"/>
+                      <a:ext cx="5760720" cy="3060065"/>
+                    </a:xfrm>
+                    <a:prstGeom prst="rect">
+                      <a:avLst/>
+                    </a:prstGeom>
+                  </pic:spPr>
+                </pic:pic>
+              </a:graphicData>
+            </a:graphic>
+          </wp:inline>
+        </w:drawing>
+      </w:r>
+    </w:p>
+    <w:p>
+      <w:r>
+        <w:t xml:space="preserve">Die Abbildung zeigt ein FM-Rundfunksignal im UKW-Bereich bei ca. 101,7 MHz, dessen Spektrum eine charakteristische Bandbreite von etwa 220 kHz für </w:t>
+      </w:r>
+      <w:r>
+        <w:t>großflächige</w:t>
+      </w:r>
+      <w:r>
+        <w:t xml:space="preserve"> Audioübertragung aufweist. Im Cubic-SDR wird die Information durch die Frequenzmodulation des Trägers sichtbar, während das rechts oben dargestellte Zeitbereichssignal das erfolgreich demodulierte Audiosignal (Musik) repräsentiert. </w:t>
+      </w:r>
+    </w:p>
+    <w:p>
+      <w:pPr>
+        <w:rPr>
+          <w:lang w:val="de-DE"/>
+        </w:rPr>
+      </w:pPr>
+      <w:r>
+        <w:t>Der Zweck dieses Signals liegt in der Bereitstellung eines stabilen, rauscharmen Hörfunkdienstes, wobei die große Bandbreite die Übertragung des vollen hörbaren Frequenzspektrums in Stereoqualität ermöglicht.</w:t>
       </w:r>
     </w:p>
     <w:sectPr>
@@ -628,7 +729,6 @@
   <w:style w:type="character" w:default="1" w:styleId="Absatz-Standardschriftart">
     <w:name w:val="Default Paragraph Font"/>
     <w:uiPriority w:val="1"/>
-    <w:semiHidden/>
     <w:unhideWhenUsed/>
   </w:style>
   <w:style w:type="table" w:default="1" w:styleId="NormaleTabelle">
